--- a/deliverables/video-7-slides/YouTube_Video_7_Production_Package_Impact_Without_Blueprint.docx
+++ b/deliverables/video-7-slides/YouTube_Video_7_Production_Package_Impact_Without_Blueprint.docx
@@ -379,7 +379,7 @@
               <w:rPr>
                 <w:sz w:val="20"/>
               </w:rPr>
-              <w:t>1502 words</w:t>
+              <w:t>1492 words</w:t>
             </w:r>
           </w:p>
         </w:tc>
@@ -1446,7 +1446,43 @@
               <w:rPr>
                 <w:sz w:val="20"/>
               </w:rPr>
-              <w:t>The script states outright that a number you cannot defend is worse than no number, and gives a defensible qualitative alternative in its place.</w:t>
+              <w:t>The script states outright that a number you cannot defend is worse than no number, and directs the viewer to continued use as a defensible alternative — recorded only at a scope and duration they can verify.</w:t>
+            </w:r>
+          </w:p>
+        </w:tc>
+      </w:tr>
+      <w:tr>
+        <w:tc>
+          <w:tcPr>
+            <w:tcW w:type="dxa" w:w="2448"/>
+          </w:tcPr>
+          <w:p>
+            <w:pPr>
+              <w:spacing w:before="60" w:after="60"/>
+            </w:pPr>
+            <w:r/>
+            <w:r>
+              <w:rPr>
+                <w:sz w:val="20"/>
+              </w:rPr>
+              <w:t>Removed in the corrected pass</w:t>
+            </w:r>
+          </w:p>
+        </w:tc>
+        <w:tc>
+          <w:tcPr>
+            <w:tcW w:type="dxa" w:w="7056"/>
+          </w:tcPr>
+          <w:p>
+            <w:pPr>
+              <w:spacing w:before="60" w:after="60"/>
+            </w:pPr>
+            <w:r/>
+            <w:r>
+              <w:rPr>
+                <w:sz w:val="20"/>
+              </w:rPr>
+              <w:t>“Used by every team in the region for two years after I left it.” Read as a specific personal result, was not documented, and exceeded the approved personal-evidence ceiling. Replaced on slide 9 and in the script with an instruction to the viewer.</w:t>
             </w:r>
           </w:p>
         </w:tc>
@@ -2203,7 +2239,7 @@
           <w:color w:val="5A6B82"/>
           <w:sz w:val="20"/>
         </w:rPr>
-        <w:t>Target 1,450–1,700 spoken words. This draft is 1502.</w:t>
+        <w:t>Target 1,450–1,700 spoken words. This draft is 1492.</w:t>
       </w:r>
     </w:p>
     <w:p>
@@ -2819,7 +2855,7 @@
           <w:color w:val="1A1A1A"/>
           <w:sz w:val="23"/>
         </w:rPr>
-        <w:t>What you can say is this: it was used by every team in the region for two years after I left it. That is concrete, it is verifiable, and it does not pretend to be a calculation.</w:t>
+        <w:t>Continued use is evidence. Record who was still using the system after the handoff, and for how long—but use only the scope and duration you can verify.</w:t>
       </w:r>
     </w:p>
     <w:p>
@@ -3726,7 +3762,7 @@
               <w:rPr>
                 <w:sz w:val="20"/>
               </w:rPr>
-              <w:t>A NUMBER YOU CANNOT DEFEND IS WORSE THAN NO NUMBER.  |  “Used by every team in the region for two years after I left it.”  |  WHAT YOU MAY KEEP  |  Outcomes, decisions, what you learned, non-confidential examples in your own words. Not documents, not data, not anything employer-owned.</w:t>
+              <w:t>A NUMBER YOU CANNOT DEFEND IS WORSE THAN NO NUMBER.  |  CONTINUED USE IS EVIDENCE.  |  Who still used it after the handoff—and for how long?  |  WHAT YOU MAY KEEP  |  Outcomes, decisions, what you learned, non-confidential examples in your own words. Not documents, not data, not anything employer-owned.</w:t>
             </w:r>
           </w:p>
         </w:tc>
@@ -6485,7 +6521,7 @@
           <w:i w:val="0"/>
           <w:sz w:val="22"/>
         </w:rPr>
-        <w:t>•  The arrow marks on slide 10 and the quotation on slide 9 are drawn or typed brand elements; do not substitute icons.</w:t>
+        <w:t>•  The sequence marks on slide 10 are drawn brand shapes, not icons; do not substitute an icon set for them.</w:t>
       </w:r>
     </w:p>
     <w:p>
